--- a/public/exports/documents/subcontract-pm-2026/ref-ip-assignment-services.docx
+++ b/public/exports/documents/subcontract-pm-2026/ref-ip-assignment-services.docx
@@ -14,7 +14,7 @@
     </w:p>
     <w:p>
       <w:pPr>
-        <w:spacing w:after="160"/>
+        <w:spacing w:after="180"/>
         <w:jc w:val="both"/>
       </w:pPr>
       <w:r>
@@ -50,7 +50,7 @@
     </w:p>
     <w:p>
       <w:pPr>
-        <w:spacing w:after="160"/>
+        <w:spacing w:after="180"/>
         <w:jc w:val="both"/>
       </w:pPr>
       <w:r>
@@ -67,7 +67,8 @@
     <w:p>
       <w:pPr>
         <w:pStyle w:val="Heading2"/>
-        <w:spacing w:after="160" w:before="280"/>
+        <w:keepNext/>
+        <w:spacing w:after="180" w:before="360"/>
       </w:pPr>
       <w:r>
         <w:t xml:space="preserve">Коли використовувати</w:t>
@@ -75,7 +76,7 @@
     </w:p>
     <w:p>
       <w:pPr>
-        <w:spacing w:after="160"/>
+        <w:spacing w:after="180"/>
         <w:jc w:val="both"/>
       </w:pPr>
       <w:r>
@@ -133,7 +134,8 @@
     <w:p>
       <w:pPr>
         <w:pStyle w:val="Heading2"/>
-        <w:spacing w:after="160" w:before="280"/>
+        <w:keepNext/>
+        <w:spacing w:after="180" w:before="360"/>
       </w:pPr>
       <w:r>
         <w:t xml:space="preserve">Чим відрізняється від IP Assignment (dev)</w:t>
@@ -141,7 +143,7 @@
     </w:p>
     <w:p>
       <w:pPr>
-        <w:spacing w:after="160"/>
+        <w:spacing w:after="180"/>
         <w:jc w:val="both"/>
       </w:pPr>
       <w:r>
@@ -151,7 +153,8 @@
     <w:p>
       <w:pPr>
         <w:pStyle w:val="Heading2"/>
-        <w:spacing w:after="160" w:before="280"/>
+        <w:keepNext/>
+        <w:spacing w:after="180" w:before="360"/>
       </w:pPr>
       <w:r>
         <w:t xml:space="preserve">Що зафіксувати при прийманні робіт</w:t>
@@ -211,7 +214,7 @@
     </w:p>
     <w:p>
       <w:pPr>
-        <w:spacing w:after="160"/>
+        <w:spacing w:after="180"/>
         <w:jc w:val="both"/>
       </w:pPr>
       <w:r>
@@ -278,7 +281,7 @@
     </w:pPr>
     <w:r>
       <w:rPr>
-        <w:color w:val="888888"/>
+        <w:color w:val="8A8578"/>
         <w:sz w:val="16"/>
         <w:szCs w:val="16"/>
       </w:rPr>
@@ -286,12 +289,31 @@
     </w:r>
     <w:r>
       <w:rPr>
-        <w:color w:val="888888"/>
+        <w:color w:val="8A8578"/>
         <w:sz w:val="16"/>
         <w:szCs w:val="16"/>
       </w:rPr>
       <w:fldChar w:fldCharType="begin"/>
       <w:instrText xml:space="preserve">PAGE</w:instrText>
+      <w:fldChar w:fldCharType="separate"/>
+      <w:fldChar w:fldCharType="end"/>
+    </w:r>
+    <w:r>
+      <w:rPr>
+        <w:color w:val="8A8578"/>
+        <w:sz w:val="16"/>
+        <w:szCs w:val="16"/>
+      </w:rPr>
+      <w:t xml:space="preserve"> / </w:t>
+    </w:r>
+    <w:r>
+      <w:rPr>
+        <w:color w:val="8A8578"/>
+        <w:sz w:val="16"/>
+        <w:szCs w:val="16"/>
+      </w:rPr>
+      <w:fldChar w:fldCharType="begin"/>
+      <w:instrText xml:space="preserve">NUMPAGES</w:instrText>
       <w:fldChar w:fldCharType="separate"/>
       <w:fldChar w:fldCharType="end"/>
     </w:r>
@@ -467,8 +489,13 @@
     <w:basedOn w:val="Normal"/>
     <w:next w:val="Normal"/>
     <w:qFormat/>
-    <w:rPr>
-      <w:color w:val="2E74B5"/>
+    <w:pPr>
+      <w:spacing w:after="200" w:before="400"/>
+    </w:pPr>
+    <w:rPr>
+      <w:rFonts w:ascii="Georgia" w:cs="Georgia" w:eastAsia="Georgia" w:hAnsi="Georgia"/>
+      <w:b/>
+      <w:bCs/>
       <w:sz w:val="32"/>
       <w:szCs w:val="32"/>
     </w:rPr>
@@ -478,8 +505,13 @@
     <w:basedOn w:val="Normal"/>
     <w:next w:val="Normal"/>
     <w:qFormat/>
-    <w:rPr>
-      <w:color w:val="2E74B5"/>
+    <w:pPr>
+      <w:spacing w:after="160" w:before="320"/>
+    </w:pPr>
+    <w:rPr>
+      <w:rFonts w:ascii="Georgia" w:cs="Georgia" w:eastAsia="Georgia" w:hAnsi="Georgia"/>
+      <w:b/>
+      <w:bCs/>
       <w:sz w:val="26"/>
       <w:szCs w:val="26"/>
     </w:rPr>
@@ -489,10 +521,15 @@
     <w:basedOn w:val="Normal"/>
     <w:next w:val="Normal"/>
     <w:qFormat/>
-    <w:rPr>
-      <w:color w:val="1F4D78"/>
-      <w:sz w:val="24"/>
-      <w:szCs w:val="24"/>
+    <w:pPr>
+      <w:spacing w:after="120" w:before="240"/>
+    </w:pPr>
+    <w:rPr>
+      <w:rFonts w:ascii="Georgia" w:cs="Georgia" w:eastAsia="Georgia" w:hAnsi="Georgia"/>
+      <w:b/>
+      <w:bCs/>
+      <w:sz w:val="22"/>
+      <w:szCs w:val="22"/>
     </w:rPr>
   </w:style>
   <w:style w:type="paragraph" w:styleId="Heading4">
